--- a/reports/Student #5/05 - Requirements - Student #5.docx
+++ b/reports/Student #5/05 - Requirements - Student #5.docx
@@ -403,12 +403,21 @@
               <w:tab/>
               <w:t xml:space="preserve"> </w:t>
             </w:r>
+            <w:proofErr w:type="spellStart"/>
             <w:r>
               <w:rPr>
                 <w:sz w:val="22"/>
                 <w:szCs w:val="22"/>
               </w:rPr>
-              <w:t>Baladrón Caballero, Álvaro</w:t>
+              <w:t>Baladrón</w:t>
+            </w:r>
+            <w:proofErr w:type="spellEnd"/>
+            <w:r>
+              <w:rPr>
+                <w:sz w:val="22"/>
+                <w:szCs w:val="22"/>
+              </w:rPr>
+              <w:t xml:space="preserve"> Caballero, Álvaro</w:t>
             </w:r>
           </w:p>
           <w:p>
@@ -532,7 +541,25 @@
                 <w:szCs w:val="22"/>
               </w:rPr>
               <w:tab/>
-              <w:t xml:space="preserve"> Seville february 17, 2025</w:t>
+              <w:t xml:space="preserve"> Seville </w:t>
+            </w:r>
+            <w:proofErr w:type="spellStart"/>
+            <w:r>
+              <w:rPr>
+                <w:color w:val="000000"/>
+                <w:sz w:val="22"/>
+                <w:szCs w:val="22"/>
+              </w:rPr>
+              <w:t>february</w:t>
+            </w:r>
+            <w:proofErr w:type="spellEnd"/>
+            <w:r>
+              <w:rPr>
+                <w:color w:val="000000"/>
+                <w:sz w:val="22"/>
+                <w:szCs w:val="22"/>
+              </w:rPr>
+              <w:t xml:space="preserve"> 17, 2025</w:t>
             </w:r>
           </w:p>
         </w:tc>
@@ -836,7 +863,21 @@
         <w:rPr>
           <w:color w:val="000000"/>
         </w:rPr>
-        <w:t xml:space="preserve">Provide a link to your planning dashboard in GitHub to review the tasks, their current status, and your schedule.  </w:t>
+        <w:t xml:space="preserve">Provide a link to your planning dashboard in GitHub to review the tasks, their </w:t>
+      </w:r>
+      <w:proofErr w:type="gramStart"/>
+      <w:r>
+        <w:rPr>
+          <w:color w:val="000000"/>
+        </w:rPr>
+        <w:t>current status</w:t>
+      </w:r>
+      <w:proofErr w:type="gramEnd"/>
+      <w:r>
+        <w:rPr>
+          <w:color w:val="000000"/>
+        </w:rPr>
+        <w:t xml:space="preserve">, and your schedule.  </w:t>
       </w:r>
     </w:p>
     <w:p>
@@ -1063,6 +1104,14 @@
         </w:rPr>
         <w:t xml:space="preserve">      </w:t>
       </w:r>
+      <w:r>
+        <w:rPr>
+          <w:color w:val="000000"/>
+          <w:sz w:val="22"/>
+          <w:szCs w:val="22"/>
+        </w:rPr>
+        <w:t>X</w:t>
+      </w:r>
     </w:p>
     <w:p>
       <w:pPr>
@@ -1200,6 +1249,14 @@
         </w:rPr>
         <w:t xml:space="preserve">        </w:t>
       </w:r>
+      <w:r>
+        <w:rPr>
+          <w:color w:val="000000"/>
+          <w:sz w:val="22"/>
+          <w:szCs w:val="22"/>
+        </w:rPr>
+        <w:t>X</w:t>
+      </w:r>
     </w:p>
     <w:p>
       <w:pPr>
@@ -1350,6 +1407,14 @@
         </w:rPr>
         <w:t xml:space="preserve">       </w:t>
       </w:r>
+      <w:r>
+        <w:rPr>
+          <w:color w:val="000000"/>
+          <w:sz w:val="22"/>
+          <w:szCs w:val="22"/>
+        </w:rPr>
+        <w:t>X</w:t>
+      </w:r>
     </w:p>
     <w:p>
       <w:pPr>
@@ -1546,6 +1611,14 @@
         </w:rPr>
         <w:t xml:space="preserve">    </w:t>
       </w:r>
+      <w:r>
+        <w:rPr>
+          <w:color w:val="000000"/>
+          <w:sz w:val="22"/>
+          <w:szCs w:val="22"/>
+        </w:rPr>
+        <w:t>X</w:t>
+      </w:r>
     </w:p>
     <w:p>
       <w:pPr>
@@ -1576,7 +1649,21 @@
         <w:rPr>
           <w:color w:val="000000"/>
         </w:rPr>
-        <w:t xml:space="preserve">Provide a link to your planning dashboard in GitHub to review the tasks, their current status, and your schedule.  </w:t>
+        <w:t xml:space="preserve">Provide a link to your planning dashboard in GitHub to review the tasks, their </w:t>
+      </w:r>
+      <w:proofErr w:type="gramStart"/>
+      <w:r>
+        <w:rPr>
+          <w:color w:val="000000"/>
+        </w:rPr>
+        <w:t>current status</w:t>
+      </w:r>
+      <w:proofErr w:type="gramEnd"/>
+      <w:r>
+        <w:rPr>
+          <w:color w:val="000000"/>
+        </w:rPr>
+        <w:t xml:space="preserve">, and your schedule.  </w:t>
       </w:r>
     </w:p>
     <w:p>
@@ -1607,6 +1694,14 @@
         </w:rPr>
         <w:t xml:space="preserve">       </w:t>
       </w:r>
+      <w:r>
+        <w:rPr>
+          <w:color w:val="000000"/>
+          <w:sz w:val="22"/>
+          <w:szCs w:val="22"/>
+        </w:rPr>
+        <w:t>X</w:t>
+      </w:r>
     </w:p>
     <w:p/>
     <w:p>
@@ -1980,7 +2075,21 @@
         <w:rPr>
           <w:color w:val="000000"/>
         </w:rPr>
-        <w:t xml:space="preserve">Provide a link to your planning dashboard in GitHub to review the tasks, their current status, and your schedule.  </w:t>
+        <w:t xml:space="preserve">Provide a link to your planning dashboard in GitHub to review the tasks, their </w:t>
+      </w:r>
+      <w:proofErr w:type="gramStart"/>
+      <w:r>
+        <w:rPr>
+          <w:color w:val="000000"/>
+        </w:rPr>
+        <w:t>current status</w:t>
+      </w:r>
+      <w:proofErr w:type="gramEnd"/>
+      <w:r>
+        <w:rPr>
+          <w:color w:val="000000"/>
+        </w:rPr>
+        <w:t xml:space="preserve">, and your schedule.  </w:t>
       </w:r>
     </w:p>
     <w:p>
@@ -2200,7 +2309,21 @@
         <w:rPr>
           <w:color w:val="000000"/>
         </w:rPr>
-        <w:t xml:space="preserve">Provide a link to your planning dashboard in GitHub to review the tasks, their current status, and your schedule.  </w:t>
+        <w:t xml:space="preserve">Provide a link to your planning dashboard in GitHub to review the tasks, their </w:t>
+      </w:r>
+      <w:proofErr w:type="gramStart"/>
+      <w:r>
+        <w:rPr>
+          <w:color w:val="000000"/>
+        </w:rPr>
+        <w:t>current status</w:t>
+      </w:r>
+      <w:proofErr w:type="gramEnd"/>
+      <w:r>
+        <w:rPr>
+          <w:color w:val="000000"/>
+        </w:rPr>
+        <w:t xml:space="preserve">, and your schedule.  </w:t>
       </w:r>
     </w:p>
     <w:p>
@@ -2516,7 +2639,21 @@
         <w:rPr>
           <w:color w:val="000000"/>
         </w:rPr>
-        <w:t>The maintenance record with the nearest inspection due date, provided that he or she is involved in any tasks that need to be performed as part of that maintenance.</w:t>
+        <w:t xml:space="preserve">The maintenance record with the nearest inspection due date, </w:t>
+      </w:r>
+      <w:proofErr w:type="gramStart"/>
+      <w:r>
+        <w:rPr>
+          <w:color w:val="000000"/>
+        </w:rPr>
+        <w:t>provided that</w:t>
+      </w:r>
+      <w:proofErr w:type="gramEnd"/>
+      <w:r>
+        <w:rPr>
+          <w:color w:val="000000"/>
+        </w:rPr>
+        <w:t xml:space="preserve"> he or she is involved in any tasks that need to be performed as part of that maintenance.</w:t>
       </w:r>
     </w:p>
     <w:p>
@@ -5336,9 +5473,7 @@
       <w:tblStyleRowBandSize w:val="1"/>
       <w:tblStyleColBandSize w:val="1"/>
       <w:tblCellMar>
-        <w:top w:w="0" w:type="dxa"/>
         <w:left w:w="115" w:type="dxa"/>
-        <w:bottom w:w="0" w:type="dxa"/>
         <w:right w:w="115" w:type="dxa"/>
       </w:tblCellMar>
     </w:tblPr>

--- a/reports/Student #5/05 - Requirements - Student #5.docx
+++ b/reports/Student #5/05 - Requirements - Student #5.docx
@@ -403,21 +403,12 @@
               <w:tab/>
               <w:t xml:space="preserve"> </w:t>
             </w:r>
-            <w:proofErr w:type="spellStart"/>
             <w:r>
               <w:rPr>
                 <w:sz w:val="22"/>
                 <w:szCs w:val="22"/>
               </w:rPr>
-              <w:t>Baladrón</w:t>
-            </w:r>
-            <w:proofErr w:type="spellEnd"/>
-            <w:r>
-              <w:rPr>
-                <w:sz w:val="22"/>
-                <w:szCs w:val="22"/>
-              </w:rPr>
-              <w:t xml:space="preserve"> Caballero, Álvaro</w:t>
+              <w:t>Baladrón Caballero, Álvaro</w:t>
             </w:r>
           </w:p>
           <w:p>
@@ -541,25 +532,7 @@
                 <w:szCs w:val="22"/>
               </w:rPr>
               <w:tab/>
-              <w:t xml:space="preserve"> Seville </w:t>
-            </w:r>
-            <w:proofErr w:type="spellStart"/>
-            <w:r>
-              <w:rPr>
-                <w:color w:val="000000"/>
-                <w:sz w:val="22"/>
-                <w:szCs w:val="22"/>
-              </w:rPr>
-              <w:t>february</w:t>
-            </w:r>
-            <w:proofErr w:type="spellEnd"/>
-            <w:r>
-              <w:rPr>
-                <w:color w:val="000000"/>
-                <w:sz w:val="22"/>
-                <w:szCs w:val="22"/>
-              </w:rPr>
-              <w:t xml:space="preserve"> 17, 2025</w:t>
+              <w:t xml:space="preserve"> Seville february 17, 2025</w:t>
             </w:r>
           </w:p>
         </w:tc>
@@ -863,21 +836,7 @@
         <w:rPr>
           <w:color w:val="000000"/>
         </w:rPr>
-        <w:t xml:space="preserve">Provide a link to your planning dashboard in GitHub to review the tasks, their </w:t>
-      </w:r>
-      <w:proofErr w:type="gramStart"/>
-      <w:r>
-        <w:rPr>
-          <w:color w:val="000000"/>
-        </w:rPr>
-        <w:t>current status</w:t>
-      </w:r>
-      <w:proofErr w:type="gramEnd"/>
-      <w:r>
-        <w:rPr>
-          <w:color w:val="000000"/>
-        </w:rPr>
-        <w:t xml:space="preserve">, and your schedule.  </w:t>
+        <w:t xml:space="preserve">Provide a link to your planning dashboard in GitHub to review the tasks, their current status, and your schedule.  </w:t>
       </w:r>
     </w:p>
     <w:p>
@@ -1649,21 +1608,7 @@
         <w:rPr>
           <w:color w:val="000000"/>
         </w:rPr>
-        <w:t xml:space="preserve">Provide a link to your planning dashboard in GitHub to review the tasks, their </w:t>
-      </w:r>
-      <w:proofErr w:type="gramStart"/>
-      <w:r>
-        <w:rPr>
-          <w:color w:val="000000"/>
-        </w:rPr>
-        <w:t>current status</w:t>
-      </w:r>
-      <w:proofErr w:type="gramEnd"/>
-      <w:r>
-        <w:rPr>
-          <w:color w:val="000000"/>
-        </w:rPr>
-        <w:t xml:space="preserve">, and your schedule.  </w:t>
+        <w:t xml:space="preserve">Provide a link to your planning dashboard in GitHub to review the tasks, their current status, and your schedule.  </w:t>
       </w:r>
     </w:p>
     <w:p>
@@ -1891,6 +1836,14 @@
         </w:rPr>
         <w:t xml:space="preserve">        </w:t>
       </w:r>
+      <w:r>
+        <w:rPr>
+          <w:color w:val="000000"/>
+          <w:sz w:val="22"/>
+          <w:szCs w:val="22"/>
+        </w:rPr>
+        <w:t>X</w:t>
+      </w:r>
     </w:p>
     <w:p>
       <w:pPr>
@@ -2014,6 +1967,14 @@
         </w:rPr>
         <w:t xml:space="preserve">        </w:t>
       </w:r>
+      <w:r>
+        <w:rPr>
+          <w:color w:val="000000"/>
+          <w:sz w:val="22"/>
+          <w:szCs w:val="22"/>
+        </w:rPr>
+        <w:t>X</w:t>
+      </w:r>
     </w:p>
     <w:p>
       <w:pPr>
@@ -2075,21 +2036,7 @@
         <w:rPr>
           <w:color w:val="000000"/>
         </w:rPr>
-        <w:t xml:space="preserve">Provide a link to your planning dashboard in GitHub to review the tasks, their </w:t>
-      </w:r>
-      <w:proofErr w:type="gramStart"/>
-      <w:r>
-        <w:rPr>
-          <w:color w:val="000000"/>
-        </w:rPr>
-        <w:t>current status</w:t>
-      </w:r>
-      <w:proofErr w:type="gramEnd"/>
-      <w:r>
-        <w:rPr>
-          <w:color w:val="000000"/>
-        </w:rPr>
-        <w:t xml:space="preserve">, and your schedule.  </w:t>
+        <w:t xml:space="preserve">Provide a link to your planning dashboard in GitHub to review the tasks, their current status, and your schedule.  </w:t>
       </w:r>
     </w:p>
     <w:p>
@@ -2120,6 +2067,14 @@
         </w:rPr>
         <w:t xml:space="preserve">       </w:t>
       </w:r>
+      <w:r>
+        <w:rPr>
+          <w:color w:val="000000"/>
+          <w:sz w:val="22"/>
+          <w:szCs w:val="22"/>
+        </w:rPr>
+        <w:t>X</w:t>
+      </w:r>
     </w:p>
     <w:p>
       <w:pPr>
@@ -2309,21 +2264,7 @@
         <w:rPr>
           <w:color w:val="000000"/>
         </w:rPr>
-        <w:t xml:space="preserve">Provide a link to your planning dashboard in GitHub to review the tasks, their </w:t>
-      </w:r>
-      <w:proofErr w:type="gramStart"/>
-      <w:r>
-        <w:rPr>
-          <w:color w:val="000000"/>
-        </w:rPr>
-        <w:t>current status</w:t>
-      </w:r>
-      <w:proofErr w:type="gramEnd"/>
-      <w:r>
-        <w:rPr>
-          <w:color w:val="000000"/>
-        </w:rPr>
-        <w:t xml:space="preserve">, and your schedule.  </w:t>
+        <w:t xml:space="preserve">Provide a link to your planning dashboard in GitHub to review the tasks, their current status, and your schedule.  </w:t>
       </w:r>
     </w:p>
     <w:p>
@@ -2639,21 +2580,7 @@
         <w:rPr>
           <w:color w:val="000000"/>
         </w:rPr>
-        <w:t xml:space="preserve">The maintenance record with the nearest inspection due date, </w:t>
-      </w:r>
-      <w:proofErr w:type="gramStart"/>
-      <w:r>
-        <w:rPr>
-          <w:color w:val="000000"/>
-        </w:rPr>
-        <w:t>provided that</w:t>
-      </w:r>
-      <w:proofErr w:type="gramEnd"/>
-      <w:r>
-        <w:rPr>
-          <w:color w:val="000000"/>
-        </w:rPr>
-        <w:t xml:space="preserve"> he or she is involved in any tasks that need to be performed as part of that maintenance.</w:t>
+        <w:t>The maintenance record with the nearest inspection due date, provided that he or she is involved in any tasks that need to be performed as part of that maintenance.</w:t>
       </w:r>
     </w:p>
     <w:p>

--- a/reports/Student #5/05 - Requirements - Student #5.docx
+++ b/reports/Student #5/05 - Requirements - Student #5.docx
@@ -2150,6 +2150,14 @@
         </w:rPr>
         <w:t xml:space="preserve">       </w:t>
       </w:r>
+      <w:r>
+        <w:rPr>
+          <w:color w:val="000000"/>
+          <w:sz w:val="22"/>
+          <w:szCs w:val="22"/>
+        </w:rPr>
+        <w:t>X</w:t>
+      </w:r>
     </w:p>
     <w:p>
       <w:pPr>
@@ -2234,6 +2242,14 @@
         </w:rPr>
         <w:t xml:space="preserve">       </w:t>
       </w:r>
+      <w:r>
+        <w:rPr>
+          <w:color w:val="000000"/>
+          <w:sz w:val="22"/>
+          <w:szCs w:val="22"/>
+        </w:rPr>
+        <w:t>X</w:t>
+      </w:r>
     </w:p>
     <w:p>
       <w:pPr>
@@ -2295,6 +2311,14 @@
         </w:rPr>
         <w:t xml:space="preserve">       </w:t>
       </w:r>
+      <w:r>
+        <w:rPr>
+          <w:color w:val="000000"/>
+          <w:sz w:val="22"/>
+          <w:szCs w:val="22"/>
+        </w:rPr>
+        <w:t>X</w:t>
+      </w:r>
     </w:p>
     <w:p>
       <w:pPr>
@@ -2344,6 +2368,14 @@
           <w:szCs w:val="22"/>
         </w:rPr>
         <w:t xml:space="preserve">      </w:t>
+      </w:r>
+      <w:r>
+        <w:rPr>
+          <w:color w:val="000000"/>
+          <w:sz w:val="22"/>
+          <w:szCs w:val="22"/>
+        </w:rPr>
+        <w:t>X</w:t>
       </w:r>
     </w:p>
     <w:p/>
